--- a/output.docx
+++ b/output.docx
@@ -332,13 +332,19 @@
       </w:r>
     </w:p>
     <w:p/>
+    <w:p/>
+    <w:p/>
+    <w:p/>
+    <w:p/>
+    <w:p/>
     <w:p>
       <w:r>
+        <w:lastRenderedPageBreak/>
         <w:drawing>
-          <wp:inline distT="0" distB="0" distL="0" distR="0" wp14:anchorId="32B62627" wp14:editId="347D303C">
-            <wp:extent cx="5943600" cy="2701925"/>
-            <wp:effectExtent l="0" t="0" r="0" b="3175"/>
-            <wp:docPr id="251598699" name="Picture 1"/>
+          <wp:inline distT="0" distB="0" distL="0" distR="0" wp14:anchorId="7E9468A8" wp14:editId="1E7FF157">
+            <wp:extent cx="3337849" cy="2796782"/>
+            <wp:effectExtent l="0" t="0" r="0" b="3810"/>
+            <wp:docPr id="1992535483" name="Picture 1"/>
             <wp:cNvGraphicFramePr>
               <a:graphicFrameLocks xmlns:a="http://schemas.openxmlformats.org/drawingml/2006/main" noChangeAspect="1"/>
             </wp:cNvGraphicFramePr>
@@ -346,7 +352,7 @@
               <a:graphicData uri="http://schemas.openxmlformats.org/drawingml/2006/picture">
                 <pic:pic xmlns:pic="http://schemas.openxmlformats.org/drawingml/2006/picture">
                   <pic:nvPicPr>
-                    <pic:cNvPr id="251598699" name=""/>
+                    <pic:cNvPr id="1992535483" name=""/>
                     <pic:cNvPicPr/>
                   </pic:nvPicPr>
                   <pic:blipFill>
@@ -358,7 +364,249 @@
                   <pic:spPr>
                     <a:xfrm>
                       <a:off x="0" y="0"/>
-                      <a:ext cx="5943600" cy="2701925"/>
+                      <a:ext cx="3337849" cy="2796782"/>
+                    </a:xfrm>
+                    <a:prstGeom prst="rect">
+                      <a:avLst/>
+                    </a:prstGeom>
+                  </pic:spPr>
+                </pic:pic>
+              </a:graphicData>
+            </a:graphic>
+          </wp:inline>
+        </w:drawing>
+      </w:r>
+    </w:p>
+    <w:p>
+      <w:r>
+        <w:drawing>
+          <wp:inline distT="0" distB="0" distL="0" distR="0" wp14:anchorId="5BD13C8C" wp14:editId="2E31517C">
+            <wp:extent cx="5943600" cy="4067175"/>
+            <wp:effectExtent l="0" t="0" r="0" b="9525"/>
+            <wp:docPr id="533931566" name="Picture 1"/>
+            <wp:cNvGraphicFramePr>
+              <a:graphicFrameLocks xmlns:a="http://schemas.openxmlformats.org/drawingml/2006/main" noChangeAspect="1"/>
+            </wp:cNvGraphicFramePr>
+            <a:graphic xmlns:a="http://schemas.openxmlformats.org/drawingml/2006/main">
+              <a:graphicData uri="http://schemas.openxmlformats.org/drawingml/2006/picture">
+                <pic:pic xmlns:pic="http://schemas.openxmlformats.org/drawingml/2006/picture">
+                  <pic:nvPicPr>
+                    <pic:cNvPr id="533931566" name=""/>
+                    <pic:cNvPicPr/>
+                  </pic:nvPicPr>
+                  <pic:blipFill>
+                    <a:blip r:embed="rId13"/>
+                    <a:stretch>
+                      <a:fillRect/>
+                    </a:stretch>
+                  </pic:blipFill>
+                  <pic:spPr>
+                    <a:xfrm>
+                      <a:off x="0" y="0"/>
+                      <a:ext cx="5943600" cy="4067175"/>
+                    </a:xfrm>
+                    <a:prstGeom prst="rect">
+                      <a:avLst/>
+                    </a:prstGeom>
+                  </pic:spPr>
+                </pic:pic>
+              </a:graphicData>
+            </a:graphic>
+          </wp:inline>
+        </w:drawing>
+      </w:r>
+    </w:p>
+    <w:p/>
+    <w:p/>
+    <w:p/>
+    <w:p>
+      <w:r>
+        <w:lastRenderedPageBreak/>
+        <w:drawing>
+          <wp:inline distT="0" distB="0" distL="0" distR="0" wp14:anchorId="20E7D8CC" wp14:editId="7974C560">
+            <wp:extent cx="3162574" cy="2789162"/>
+            <wp:effectExtent l="0" t="0" r="0" b="0"/>
+            <wp:docPr id="1673631829" name="Picture 1"/>
+            <wp:cNvGraphicFramePr>
+              <a:graphicFrameLocks xmlns:a="http://schemas.openxmlformats.org/drawingml/2006/main" noChangeAspect="1"/>
+            </wp:cNvGraphicFramePr>
+            <a:graphic xmlns:a="http://schemas.openxmlformats.org/drawingml/2006/main">
+              <a:graphicData uri="http://schemas.openxmlformats.org/drawingml/2006/picture">
+                <pic:pic xmlns:pic="http://schemas.openxmlformats.org/drawingml/2006/picture">
+                  <pic:nvPicPr>
+                    <pic:cNvPr id="1673631829" name=""/>
+                    <pic:cNvPicPr/>
+                  </pic:nvPicPr>
+                  <pic:blipFill>
+                    <a:blip r:embed="rId14"/>
+                    <a:stretch>
+                      <a:fillRect/>
+                    </a:stretch>
+                  </pic:blipFill>
+                  <pic:spPr>
+                    <a:xfrm>
+                      <a:off x="0" y="0"/>
+                      <a:ext cx="3162574" cy="2789162"/>
+                    </a:xfrm>
+                    <a:prstGeom prst="rect">
+                      <a:avLst/>
+                    </a:prstGeom>
+                  </pic:spPr>
+                </pic:pic>
+              </a:graphicData>
+            </a:graphic>
+          </wp:inline>
+        </w:drawing>
+      </w:r>
+    </w:p>
+    <w:p>
+      <w:r>
+        <w:drawing>
+          <wp:inline distT="0" distB="0" distL="0" distR="0" wp14:anchorId="5022595E" wp14:editId="2F6A2BAF">
+            <wp:extent cx="5943600" cy="3333750"/>
+            <wp:effectExtent l="0" t="0" r="0" b="0"/>
+            <wp:docPr id="108511162" name="Picture 1"/>
+            <wp:cNvGraphicFramePr>
+              <a:graphicFrameLocks xmlns:a="http://schemas.openxmlformats.org/drawingml/2006/main" noChangeAspect="1"/>
+            </wp:cNvGraphicFramePr>
+            <a:graphic xmlns:a="http://schemas.openxmlformats.org/drawingml/2006/main">
+              <a:graphicData uri="http://schemas.openxmlformats.org/drawingml/2006/picture">
+                <pic:pic xmlns:pic="http://schemas.openxmlformats.org/drawingml/2006/picture">
+                  <pic:nvPicPr>
+                    <pic:cNvPr id="108511162" name=""/>
+                    <pic:cNvPicPr/>
+                  </pic:nvPicPr>
+                  <pic:blipFill>
+                    <a:blip r:embed="rId15"/>
+                    <a:stretch>
+                      <a:fillRect/>
+                    </a:stretch>
+                  </pic:blipFill>
+                  <pic:spPr>
+                    <a:xfrm>
+                      <a:off x="0" y="0"/>
+                      <a:ext cx="5943600" cy="3333750"/>
+                    </a:xfrm>
+                    <a:prstGeom prst="rect">
+                      <a:avLst/>
+                    </a:prstGeom>
+                  </pic:spPr>
+                </pic:pic>
+              </a:graphicData>
+            </a:graphic>
+          </wp:inline>
+        </w:drawing>
+      </w:r>
+    </w:p>
+    <w:p/>
+    <w:p>
+      <w:r>
+        <w:lastRenderedPageBreak/>
+        <w:drawing>
+          <wp:inline distT="0" distB="0" distL="0" distR="0" wp14:anchorId="7DB45CF9" wp14:editId="01FFE53E">
+            <wp:extent cx="5943600" cy="1643380"/>
+            <wp:effectExtent l="0" t="0" r="0" b="0"/>
+            <wp:docPr id="899333251" name="Picture 1"/>
+            <wp:cNvGraphicFramePr>
+              <a:graphicFrameLocks xmlns:a="http://schemas.openxmlformats.org/drawingml/2006/main" noChangeAspect="1"/>
+            </wp:cNvGraphicFramePr>
+            <a:graphic xmlns:a="http://schemas.openxmlformats.org/drawingml/2006/main">
+              <a:graphicData uri="http://schemas.openxmlformats.org/drawingml/2006/picture">
+                <pic:pic xmlns:pic="http://schemas.openxmlformats.org/drawingml/2006/picture">
+                  <pic:nvPicPr>
+                    <pic:cNvPr id="899333251" name=""/>
+                    <pic:cNvPicPr/>
+                  </pic:nvPicPr>
+                  <pic:blipFill>
+                    <a:blip r:embed="rId16"/>
+                    <a:stretch>
+                      <a:fillRect/>
+                    </a:stretch>
+                  </pic:blipFill>
+                  <pic:spPr>
+                    <a:xfrm>
+                      <a:off x="0" y="0"/>
+                      <a:ext cx="5943600" cy="1643380"/>
+                    </a:xfrm>
+                    <a:prstGeom prst="rect">
+                      <a:avLst/>
+                    </a:prstGeom>
+                  </pic:spPr>
+                </pic:pic>
+              </a:graphicData>
+            </a:graphic>
+          </wp:inline>
+        </w:drawing>
+      </w:r>
+    </w:p>
+    <w:p/>
+    <w:p>
+      <w:r>
+        <w:drawing>
+          <wp:inline distT="0" distB="0" distL="0" distR="0" wp14:anchorId="68F7C5F9" wp14:editId="0B3C42A4">
+            <wp:extent cx="5943600" cy="4110990"/>
+            <wp:effectExtent l="0" t="0" r="0" b="3810"/>
+            <wp:docPr id="1351117627" name="Picture 1"/>
+            <wp:cNvGraphicFramePr>
+              <a:graphicFrameLocks xmlns:a="http://schemas.openxmlformats.org/drawingml/2006/main" noChangeAspect="1"/>
+            </wp:cNvGraphicFramePr>
+            <a:graphic xmlns:a="http://schemas.openxmlformats.org/drawingml/2006/main">
+              <a:graphicData uri="http://schemas.openxmlformats.org/drawingml/2006/picture">
+                <pic:pic xmlns:pic="http://schemas.openxmlformats.org/drawingml/2006/picture">
+                  <pic:nvPicPr>
+                    <pic:cNvPr id="1351117627" name=""/>
+                    <pic:cNvPicPr/>
+                  </pic:nvPicPr>
+                  <pic:blipFill>
+                    <a:blip r:embed="rId17"/>
+                    <a:stretch>
+                      <a:fillRect/>
+                    </a:stretch>
+                  </pic:blipFill>
+                  <pic:spPr>
+                    <a:xfrm>
+                      <a:off x="0" y="0"/>
+                      <a:ext cx="5943600" cy="4110990"/>
+                    </a:xfrm>
+                    <a:prstGeom prst="rect">
+                      <a:avLst/>
+                    </a:prstGeom>
+                  </pic:spPr>
+                </pic:pic>
+              </a:graphicData>
+            </a:graphic>
+          </wp:inline>
+        </w:drawing>
+      </w:r>
+    </w:p>
+    <w:p/>
+    <w:p>
+      <w:r>
+        <w:drawing>
+          <wp:inline distT="0" distB="0" distL="0" distR="0" wp14:anchorId="74B8FE18" wp14:editId="5D3B7CC4">
+            <wp:extent cx="5943600" cy="1507490"/>
+            <wp:effectExtent l="0" t="0" r="0" b="0"/>
+            <wp:docPr id="1299645993" name="Picture 1"/>
+            <wp:cNvGraphicFramePr>
+              <a:graphicFrameLocks xmlns:a="http://schemas.openxmlformats.org/drawingml/2006/main" noChangeAspect="1"/>
+            </wp:cNvGraphicFramePr>
+            <a:graphic xmlns:a="http://schemas.openxmlformats.org/drawingml/2006/main">
+              <a:graphicData uri="http://schemas.openxmlformats.org/drawingml/2006/picture">
+                <pic:pic xmlns:pic="http://schemas.openxmlformats.org/drawingml/2006/picture">
+                  <pic:nvPicPr>
+                    <pic:cNvPr id="1299645993" name=""/>
+                    <pic:cNvPicPr/>
+                  </pic:nvPicPr>
+                  <pic:blipFill>
+                    <a:blip r:embed="rId18"/>
+                    <a:stretch>
+                      <a:fillRect/>
+                    </a:stretch>
+                  </pic:blipFill>
+                  <pic:spPr>
+                    <a:xfrm>
+                      <a:off x="0" y="0"/>
+                      <a:ext cx="5943600" cy="1507490"/>
                     </a:xfrm>
                     <a:prstGeom prst="rect">
                       <a:avLst/>

--- a/output.docx
+++ b/output.docx
@@ -607,6 +607,167 @@
                     <a:xfrm>
                       <a:off x="0" y="0"/>
                       <a:ext cx="5943600" cy="1507490"/>
+                    </a:xfrm>
+                    <a:prstGeom prst="rect">
+                      <a:avLst/>
+                    </a:prstGeom>
+                  </pic:spPr>
+                </pic:pic>
+              </a:graphicData>
+            </a:graphic>
+          </wp:inline>
+        </w:drawing>
+      </w:r>
+    </w:p>
+    <w:p>
+      <w:r>
+        <w:lastRenderedPageBreak/>
+        <w:drawing>
+          <wp:inline distT="0" distB="0" distL="0" distR="0" wp14:anchorId="1C4F3372" wp14:editId="25755E48">
+            <wp:extent cx="5730737" cy="5105842"/>
+            <wp:effectExtent l="0" t="0" r="3810" b="0"/>
+            <wp:docPr id="1162684531" name="Picture 1"/>
+            <wp:cNvGraphicFramePr>
+              <a:graphicFrameLocks xmlns:a="http://schemas.openxmlformats.org/drawingml/2006/main" noChangeAspect="1"/>
+            </wp:cNvGraphicFramePr>
+            <a:graphic xmlns:a="http://schemas.openxmlformats.org/drawingml/2006/main">
+              <a:graphicData uri="http://schemas.openxmlformats.org/drawingml/2006/picture">
+                <pic:pic xmlns:pic="http://schemas.openxmlformats.org/drawingml/2006/picture">
+                  <pic:nvPicPr>
+                    <pic:cNvPr id="1162684531" name=""/>
+                    <pic:cNvPicPr/>
+                  </pic:nvPicPr>
+                  <pic:blipFill>
+                    <a:blip r:embed="rId19"/>
+                    <a:stretch>
+                      <a:fillRect/>
+                    </a:stretch>
+                  </pic:blipFill>
+                  <pic:spPr>
+                    <a:xfrm>
+                      <a:off x="0" y="0"/>
+                      <a:ext cx="5730737" cy="5105842"/>
+                    </a:xfrm>
+                    <a:prstGeom prst="rect">
+                      <a:avLst/>
+                    </a:prstGeom>
+                  </pic:spPr>
+                </pic:pic>
+              </a:graphicData>
+            </a:graphic>
+          </wp:inline>
+        </w:drawing>
+      </w:r>
+    </w:p>
+    <w:p>
+      <w:r>
+        <w:drawing>
+          <wp:inline distT="0" distB="0" distL="0" distR="0" wp14:anchorId="3E23256F" wp14:editId="647935B2">
+            <wp:extent cx="5943600" cy="1809115"/>
+            <wp:effectExtent l="0" t="0" r="0" b="635"/>
+            <wp:docPr id="474926558" name="Picture 1"/>
+            <wp:cNvGraphicFramePr>
+              <a:graphicFrameLocks xmlns:a="http://schemas.openxmlformats.org/drawingml/2006/main" noChangeAspect="1"/>
+            </wp:cNvGraphicFramePr>
+            <a:graphic xmlns:a="http://schemas.openxmlformats.org/drawingml/2006/main">
+              <a:graphicData uri="http://schemas.openxmlformats.org/drawingml/2006/picture">
+                <pic:pic xmlns:pic="http://schemas.openxmlformats.org/drawingml/2006/picture">
+                  <pic:nvPicPr>
+                    <pic:cNvPr id="474926558" name=""/>
+                    <pic:cNvPicPr/>
+                  </pic:nvPicPr>
+                  <pic:blipFill>
+                    <a:blip r:embed="rId20"/>
+                    <a:stretch>
+                      <a:fillRect/>
+                    </a:stretch>
+                  </pic:blipFill>
+                  <pic:spPr>
+                    <a:xfrm>
+                      <a:off x="0" y="0"/>
+                      <a:ext cx="5943600" cy="1809115"/>
+                    </a:xfrm>
+                    <a:prstGeom prst="rect">
+                      <a:avLst/>
+                    </a:prstGeom>
+                  </pic:spPr>
+                </pic:pic>
+              </a:graphicData>
+            </a:graphic>
+          </wp:inline>
+        </w:drawing>
+      </w:r>
+    </w:p>
+    <w:p/>
+    <w:p/>
+    <w:p/>
+    <w:p>
+      <w:r>
+        <w:lastRenderedPageBreak/>
+        <w:drawing>
+          <wp:inline distT="0" distB="0" distL="0" distR="0" wp14:anchorId="071CC2A5" wp14:editId="135004F7">
+            <wp:extent cx="5943600" cy="1557655"/>
+            <wp:effectExtent l="0" t="0" r="0" b="4445"/>
+            <wp:docPr id="1635122082" name="Picture 1"/>
+            <wp:cNvGraphicFramePr>
+              <a:graphicFrameLocks xmlns:a="http://schemas.openxmlformats.org/drawingml/2006/main" noChangeAspect="1"/>
+            </wp:cNvGraphicFramePr>
+            <a:graphic xmlns:a="http://schemas.openxmlformats.org/drawingml/2006/main">
+              <a:graphicData uri="http://schemas.openxmlformats.org/drawingml/2006/picture">
+                <pic:pic xmlns:pic="http://schemas.openxmlformats.org/drawingml/2006/picture">
+                  <pic:nvPicPr>
+                    <pic:cNvPr id="1635122082" name=""/>
+                    <pic:cNvPicPr/>
+                  </pic:nvPicPr>
+                  <pic:blipFill>
+                    <a:blip r:embed="rId21"/>
+                    <a:stretch>
+                      <a:fillRect/>
+                    </a:stretch>
+                  </pic:blipFill>
+                  <pic:spPr>
+                    <a:xfrm>
+                      <a:off x="0" y="0"/>
+                      <a:ext cx="5943600" cy="1557655"/>
+                    </a:xfrm>
+                    <a:prstGeom prst="rect">
+                      <a:avLst/>
+                    </a:prstGeom>
+                  </pic:spPr>
+                </pic:pic>
+              </a:graphicData>
+            </a:graphic>
+          </wp:inline>
+        </w:drawing>
+      </w:r>
+    </w:p>
+    <w:p>
+      <w:r>
+        <w:drawing>
+          <wp:inline distT="0" distB="0" distL="0" distR="0" wp14:anchorId="5BAA052E" wp14:editId="0BFE8916">
+            <wp:extent cx="5943600" cy="1456690"/>
+            <wp:effectExtent l="0" t="0" r="0" b="0"/>
+            <wp:docPr id="1102271308" name="Picture 1"/>
+            <wp:cNvGraphicFramePr>
+              <a:graphicFrameLocks xmlns:a="http://schemas.openxmlformats.org/drawingml/2006/main" noChangeAspect="1"/>
+            </wp:cNvGraphicFramePr>
+            <a:graphic xmlns:a="http://schemas.openxmlformats.org/drawingml/2006/main">
+              <a:graphicData uri="http://schemas.openxmlformats.org/drawingml/2006/picture">
+                <pic:pic xmlns:pic="http://schemas.openxmlformats.org/drawingml/2006/picture">
+                  <pic:nvPicPr>
+                    <pic:cNvPr id="1102271308" name=""/>
+                    <pic:cNvPicPr/>
+                  </pic:nvPicPr>
+                  <pic:blipFill>
+                    <a:blip r:embed="rId22"/>
+                    <a:stretch>
+                      <a:fillRect/>
+                    </a:stretch>
+                  </pic:blipFill>
+                  <pic:spPr>
+                    <a:xfrm>
+                      <a:off x="0" y="0"/>
+                      <a:ext cx="5943600" cy="1456690"/>
                     </a:xfrm>
                     <a:prstGeom prst="rect">
                       <a:avLst/>
